--- a/documents/03_july_results.docx
+++ b/documents/03_july_results.docx
@@ -1414,6 +1414,696 @@
           </w:p>
         </w:tc>
       </w:tr>
+      <w:tr>
+        <w:tc>
+          <w:tcPr>
+            <w:tcW w:type="dxa" w:w="792"/>
+            <w:tcMar>
+              <w:top w:w="60" w:type="dxa"/>
+              <w:start w:w="70" w:type="dxa"/>
+              <w:bottom w:w="60" w:type="dxa"/>
+              <w:end w:w="70" w:type="dxa"/>
+            </w:tcMar>
+            <w:vAlign w:val="top"/>
+          </w:tcPr>
+          <w:p>
+            <w:r>
+              <w:t>22.07</w:t>
+            </w:r>
+          </w:p>
+        </w:tc>
+        <w:tc>
+          <w:tcPr>
+            <w:tcW w:type="dxa" w:w="3384"/>
+            <w:tcMar>
+              <w:top w:w="60" w:type="dxa"/>
+              <w:start w:w="70" w:type="dxa"/>
+              <w:bottom w:w="60" w:type="dxa"/>
+              <w:end w:w="70" w:type="dxa"/>
+            </w:tcMar>
+            <w:vAlign w:val="top"/>
+          </w:tcPr>
+          <w:p>
+            <w:r>
+              <w:t>Исследование потоковых realtime-API диалога; замер задержки синтеза от боевого сервера и выбор языковой модели</w:t>
+            </w:r>
+          </w:p>
+        </w:tc>
+        <w:tc>
+          <w:tcPr>
+            <w:tcW w:type="dxa" w:w="3024"/>
+            <w:tcMar>
+              <w:top w:w="60" w:type="dxa"/>
+              <w:start w:w="70" w:type="dxa"/>
+              <w:bottom w:w="60" w:type="dxa"/>
+              <w:end w:w="70" w:type="dxa"/>
+            </w:tcMar>
+            <w:vAlign w:val="top"/>
+          </w:tcPr>
+          <w:p>
+            <w:r>
+              <w:t>Замер задержки синтеза, переключатель модели, отчёты по realtime-API</w:t>
+            </w:r>
+          </w:p>
+        </w:tc>
+        <w:tc>
+          <w:tcPr>
+            <w:tcW w:type="dxa" w:w="1728"/>
+            <w:tcMar>
+              <w:top w:w="60" w:type="dxa"/>
+              <w:start w:w="70" w:type="dxa"/>
+              <w:bottom w:w="60" w:type="dxa"/>
+              <w:end w:w="70" w:type="dxa"/>
+            </w:tcMar>
+            <w:vAlign w:val="top"/>
+          </w:tcPr>
+          <w:p>
+            <w:r>
+              <w:t>docs/reports / git-история</w:t>
+            </w:r>
+          </w:p>
+        </w:tc>
+        <w:tc>
+          <w:tcPr>
+            <w:tcW w:type="dxa" w:w="648"/>
+            <w:tcMar>
+              <w:top w:w="60" w:type="dxa"/>
+              <w:start w:w="70" w:type="dxa"/>
+              <w:bottom w:w="60" w:type="dxa"/>
+              <w:end w:w="70" w:type="dxa"/>
+            </w:tcMar>
+            <w:vAlign w:val="top"/>
+          </w:tcPr>
+          <w:p>
+            <w:r>
+              <w:t>8</w:t>
+            </w:r>
+          </w:p>
+        </w:tc>
+      </w:tr>
+      <w:tr>
+        <w:tc>
+          <w:tcPr>
+            <w:tcW w:type="dxa" w:w="792"/>
+            <w:tcMar>
+              <w:top w:w="60" w:type="dxa"/>
+              <w:start w:w="70" w:type="dxa"/>
+              <w:bottom w:w="60" w:type="dxa"/>
+              <w:end w:w="70" w:type="dxa"/>
+            </w:tcMar>
+            <w:vAlign w:val="top"/>
+          </w:tcPr>
+          <w:p>
+            <w:r>
+              <w:t>23.07</w:t>
+            </w:r>
+          </w:p>
+        </w:tc>
+        <w:tc>
+          <w:tcPr>
+            <w:tcW w:type="dxa" w:w="3384"/>
+            <w:tcMar>
+              <w:top w:w="60" w:type="dxa"/>
+              <w:start w:w="70" w:type="dxa"/>
+              <w:bottom w:w="60" w:type="dxa"/>
+              <w:end w:w="70" w:type="dxa"/>
+            </w:tcMar>
+            <w:vAlign w:val="top"/>
+          </w:tcPr>
+          <w:p>
+            <w:r>
+              <w:t>Разработка механизма контроля повторов в ответах агента; проверка на регрессионном звонке</w:t>
+            </w:r>
+          </w:p>
+        </w:tc>
+        <w:tc>
+          <w:tcPr>
+            <w:tcW w:type="dxa" w:w="3024"/>
+            <w:tcMar>
+              <w:top w:w="60" w:type="dxa"/>
+              <w:start w:w="70" w:type="dxa"/>
+              <w:bottom w:w="60" w:type="dxa"/>
+              <w:end w:w="70" w:type="dxa"/>
+            </w:tcMar>
+            <w:vAlign w:val="top"/>
+          </w:tcPr>
+          <w:p>
+            <w:r>
+              <w:t>Двухслойный детектор повторов за флагом, автотесты, протокол звонка</w:t>
+            </w:r>
+          </w:p>
+        </w:tc>
+        <w:tc>
+          <w:tcPr>
+            <w:tcW w:type="dxa" w:w="1728"/>
+            <w:tcMar>
+              <w:top w:w="60" w:type="dxa"/>
+              <w:start w:w="70" w:type="dxa"/>
+              <w:bottom w:w="60" w:type="dxa"/>
+              <w:end w:w="70" w:type="dxa"/>
+            </w:tcMar>
+            <w:vAlign w:val="top"/>
+          </w:tcPr>
+          <w:p>
+            <w:r>
+              <w:t>git-история / tests</w:t>
+            </w:r>
+          </w:p>
+        </w:tc>
+        <w:tc>
+          <w:tcPr>
+            <w:tcW w:type="dxa" w:w="648"/>
+            <w:tcMar>
+              <w:top w:w="60" w:type="dxa"/>
+              <w:start w:w="70" w:type="dxa"/>
+              <w:bottom w:w="60" w:type="dxa"/>
+              <w:end w:w="70" w:type="dxa"/>
+            </w:tcMar>
+            <w:vAlign w:val="top"/>
+          </w:tcPr>
+          <w:p>
+            <w:r>
+              <w:t>8</w:t>
+            </w:r>
+          </w:p>
+        </w:tc>
+      </w:tr>
+      <w:tr>
+        <w:tc>
+          <w:tcPr>
+            <w:tcW w:type="dxa" w:w="792"/>
+            <w:tcMar>
+              <w:top w:w="60" w:type="dxa"/>
+              <w:start w:w="70" w:type="dxa"/>
+              <w:bottom w:w="60" w:type="dxa"/>
+              <w:end w:w="70" w:type="dxa"/>
+            </w:tcMar>
+            <w:vAlign w:val="top"/>
+          </w:tcPr>
+          <w:p>
+            <w:r>
+              <w:t>24.07</w:t>
+            </w:r>
+          </w:p>
+        </w:tc>
+        <w:tc>
+          <w:tcPr>
+            <w:tcW w:type="dxa" w:w="3384"/>
+            <w:tcMar>
+              <w:top w:w="60" w:type="dxa"/>
+              <w:start w:w="70" w:type="dxa"/>
+              <w:bottom w:w="60" w:type="dxa"/>
+              <w:end w:w="70" w:type="dxa"/>
+            </w:tcMar>
+            <w:vAlign w:val="top"/>
+          </w:tcPr>
+          <w:p>
+            <w:r>
+              <w:t>Перевод синтеза речи в потоковый режим с удержанием соединения; калибровка порога окончания высказывания</w:t>
+            </w:r>
+          </w:p>
+        </w:tc>
+        <w:tc>
+          <w:tcPr>
+            <w:tcW w:type="dxa" w:w="3024"/>
+            <w:tcMar>
+              <w:top w:w="60" w:type="dxa"/>
+              <w:start w:w="70" w:type="dxa"/>
+              <w:bottom w:w="60" w:type="dxa"/>
+              <w:end w:w="70" w:type="dxa"/>
+            </w:tcMar>
+            <w:vAlign w:val="top"/>
+          </w:tcPr>
+          <w:p>
+            <w:r>
+              <w:t>Потоковый TTS с удержанием соединения, калибровка EOU</w:t>
+            </w:r>
+          </w:p>
+        </w:tc>
+        <w:tc>
+          <w:tcPr>
+            <w:tcW w:type="dxa" w:w="1728"/>
+            <w:tcMar>
+              <w:top w:w="60" w:type="dxa"/>
+              <w:start w:w="70" w:type="dxa"/>
+              <w:bottom w:w="60" w:type="dxa"/>
+              <w:end w:w="70" w:type="dxa"/>
+            </w:tcMar>
+            <w:vAlign w:val="top"/>
+          </w:tcPr>
+          <w:p>
+            <w:r>
+              <w:t>git-история / VPS</w:t>
+            </w:r>
+          </w:p>
+        </w:tc>
+        <w:tc>
+          <w:tcPr>
+            <w:tcW w:type="dxa" w:w="648"/>
+            <w:tcMar>
+              <w:top w:w="60" w:type="dxa"/>
+              <w:start w:w="70" w:type="dxa"/>
+              <w:bottom w:w="60" w:type="dxa"/>
+              <w:end w:w="70" w:type="dxa"/>
+            </w:tcMar>
+            <w:vAlign w:val="top"/>
+          </w:tcPr>
+          <w:p>
+            <w:r>
+              <w:t>8</w:t>
+            </w:r>
+          </w:p>
+        </w:tc>
+      </w:tr>
+      <w:tr>
+        <w:tc>
+          <w:tcPr>
+            <w:tcW w:type="dxa" w:w="792"/>
+            <w:tcMar>
+              <w:top w:w="60" w:type="dxa"/>
+              <w:start w:w="70" w:type="dxa"/>
+              <w:bottom w:w="60" w:type="dxa"/>
+              <w:end w:w="70" w:type="dxa"/>
+            </w:tcMar>
+            <w:vAlign w:val="top"/>
+          </w:tcPr>
+          <w:p>
+            <w:r>
+              <w:t>27.07</w:t>
+            </w:r>
+          </w:p>
+        </w:tc>
+        <w:tc>
+          <w:tcPr>
+            <w:tcW w:type="dxa" w:w="3384"/>
+            <w:tcMar>
+              <w:top w:w="60" w:type="dxa"/>
+              <w:start w:w="70" w:type="dxa"/>
+              <w:bottom w:w="60" w:type="dxa"/>
+              <w:end w:w="70" w:type="dxa"/>
+            </w:tcMar>
+            <w:vAlign w:val="top"/>
+          </w:tcPr>
+          <w:p>
+            <w:r>
+              <w:t>Реализация детектора смысловых повторов с подменой ответа; развёртывание на боевом стенде и контрольный звонок</w:t>
+            </w:r>
+          </w:p>
+        </w:tc>
+        <w:tc>
+          <w:tcPr>
+            <w:tcW w:type="dxa" w:w="3024"/>
+            <w:tcMar>
+              <w:top w:w="60" w:type="dxa"/>
+              <w:start w:w="70" w:type="dxa"/>
+              <w:bottom w:w="60" w:type="dxa"/>
+              <w:end w:w="70" w:type="dxa"/>
+            </w:tcMar>
+            <w:vAlign w:val="top"/>
+          </w:tcPr>
+          <w:p>
+            <w:r>
+              <w:t>Детектор с эскалацией до подмены ответа, отчёты развёртывания и звонка</w:t>
+            </w:r>
+          </w:p>
+        </w:tc>
+        <w:tc>
+          <w:tcPr>
+            <w:tcW w:type="dxa" w:w="1728"/>
+            <w:tcMar>
+              <w:top w:w="60" w:type="dxa"/>
+              <w:start w:w="70" w:type="dxa"/>
+              <w:bottom w:w="60" w:type="dxa"/>
+              <w:end w:w="70" w:type="dxa"/>
+            </w:tcMar>
+            <w:vAlign w:val="top"/>
+          </w:tcPr>
+          <w:p>
+            <w:r>
+              <w:t>docs/reports / git-история</w:t>
+            </w:r>
+          </w:p>
+        </w:tc>
+        <w:tc>
+          <w:tcPr>
+            <w:tcW w:type="dxa" w:w="648"/>
+            <w:tcMar>
+              <w:top w:w="60" w:type="dxa"/>
+              <w:start w:w="70" w:type="dxa"/>
+              <w:bottom w:w="60" w:type="dxa"/>
+              <w:end w:w="70" w:type="dxa"/>
+            </w:tcMar>
+            <w:vAlign w:val="top"/>
+          </w:tcPr>
+          <w:p>
+            <w:r>
+              <w:t>8</w:t>
+            </w:r>
+          </w:p>
+        </w:tc>
+      </w:tr>
+      <w:tr>
+        <w:tc>
+          <w:tcPr>
+            <w:tcW w:type="dxa" w:w="792"/>
+            <w:tcMar>
+              <w:top w:w="60" w:type="dxa"/>
+              <w:start w:w="70" w:type="dxa"/>
+              <w:bottom w:w="60" w:type="dxa"/>
+              <w:end w:w="70" w:type="dxa"/>
+            </w:tcMar>
+            <w:vAlign w:val="top"/>
+          </w:tcPr>
+          <w:p>
+            <w:r>
+              <w:t>28.07</w:t>
+            </w:r>
+          </w:p>
+        </w:tc>
+        <w:tc>
+          <w:tcPr>
+            <w:tcW w:type="dxa" w:w="3384"/>
+            <w:tcMar>
+              <w:top w:w="60" w:type="dxa"/>
+              <w:start w:w="70" w:type="dxa"/>
+              <w:bottom w:w="60" w:type="dxa"/>
+              <w:end w:w="70" w:type="dxa"/>
+            </w:tcMar>
+            <w:vAlign w:val="top"/>
+          </w:tcPr>
+          <w:p>
+            <w:r>
+              <w:t>Проектирование и офлайн-реализация контроллера диалога; развёртывание в режиме наблюдения на боевом стенде</w:t>
+            </w:r>
+          </w:p>
+        </w:tc>
+        <w:tc>
+          <w:tcPr>
+            <w:tcW w:type="dxa" w:w="3024"/>
+            <w:tcMar>
+              <w:top w:w="60" w:type="dxa"/>
+              <w:start w:w="70" w:type="dxa"/>
+              <w:bottom w:w="60" w:type="dxa"/>
+              <w:end w:w="70" w:type="dxa"/>
+            </w:tcMar>
+            <w:vAlign w:val="top"/>
+          </w:tcPr>
+          <w:p>
+            <w:r>
+              <w:t>Спецификация и офлайн-реализация контроллера, ограничитель вставок</w:t>
+            </w:r>
+          </w:p>
+        </w:tc>
+        <w:tc>
+          <w:tcPr>
+            <w:tcW w:type="dxa" w:w="1728"/>
+            <w:tcMar>
+              <w:top w:w="60" w:type="dxa"/>
+              <w:start w:w="70" w:type="dxa"/>
+              <w:bottom w:w="60" w:type="dxa"/>
+              <w:end w:w="70" w:type="dxa"/>
+            </w:tcMar>
+            <w:vAlign w:val="top"/>
+          </w:tcPr>
+          <w:p>
+            <w:r>
+              <w:t>docs / git-история</w:t>
+            </w:r>
+          </w:p>
+        </w:tc>
+        <w:tc>
+          <w:tcPr>
+            <w:tcW w:type="dxa" w:w="648"/>
+            <w:tcMar>
+              <w:top w:w="60" w:type="dxa"/>
+              <w:start w:w="70" w:type="dxa"/>
+              <w:bottom w:w="60" w:type="dxa"/>
+              <w:end w:w="70" w:type="dxa"/>
+            </w:tcMar>
+            <w:vAlign w:val="top"/>
+          </w:tcPr>
+          <w:p>
+            <w:r>
+              <w:t>8</w:t>
+            </w:r>
+          </w:p>
+        </w:tc>
+      </w:tr>
+      <w:tr>
+        <w:tc>
+          <w:tcPr>
+            <w:tcW w:type="dxa" w:w="792"/>
+            <w:tcMar>
+              <w:top w:w="60" w:type="dxa"/>
+              <w:start w:w="70" w:type="dxa"/>
+              <w:bottom w:w="60" w:type="dxa"/>
+              <w:end w:w="70" w:type="dxa"/>
+            </w:tcMar>
+            <w:vAlign w:val="top"/>
+          </w:tcPr>
+          <w:p>
+            <w:r>
+              <w:t>29.07</w:t>
+            </w:r>
+          </w:p>
+        </w:tc>
+        <w:tc>
+          <w:tcPr>
+            <w:tcW w:type="dxa" w:w="3384"/>
+            <w:tcMar>
+              <w:top w:w="60" w:type="dxa"/>
+              <w:start w:w="70" w:type="dxa"/>
+              <w:bottom w:w="60" w:type="dxa"/>
+              <w:end w:w="70" w:type="dxa"/>
+            </w:tcMar>
+            <w:vAlign w:val="top"/>
+          </w:tcPr>
+          <w:p>
+            <w:r>
+              <w:t>Приёмочные испытания контроллера диалога на живых звонках; восстановление сервиса после сбоя VPS</w:t>
+            </w:r>
+          </w:p>
+        </w:tc>
+        <w:tc>
+          <w:tcPr>
+            <w:tcW w:type="dxa" w:w="3024"/>
+            <w:tcMar>
+              <w:top w:w="60" w:type="dxa"/>
+              <w:start w:w="70" w:type="dxa"/>
+              <w:bottom w:w="60" w:type="dxa"/>
+              <w:end w:w="70" w:type="dxa"/>
+            </w:tcMar>
+            <w:vAlign w:val="top"/>
+          </w:tcPr>
+          <w:p>
+            <w:r>
+              <w:t>Протоколы приёмочных звонков, отчёт восстановления, модель поведения</w:t>
+            </w:r>
+          </w:p>
+        </w:tc>
+        <w:tc>
+          <w:tcPr>
+            <w:tcW w:type="dxa" w:w="1728"/>
+            <w:tcMar>
+              <w:top w:w="60" w:type="dxa"/>
+              <w:start w:w="70" w:type="dxa"/>
+              <w:bottom w:w="60" w:type="dxa"/>
+              <w:end w:w="70" w:type="dxa"/>
+            </w:tcMar>
+            <w:vAlign w:val="top"/>
+          </w:tcPr>
+          <w:p>
+            <w:r>
+              <w:t>docs/reports / VPS</w:t>
+            </w:r>
+          </w:p>
+        </w:tc>
+        <w:tc>
+          <w:tcPr>
+            <w:tcW w:type="dxa" w:w="648"/>
+            <w:tcMar>
+              <w:top w:w="60" w:type="dxa"/>
+              <w:start w:w="70" w:type="dxa"/>
+              <w:bottom w:w="60" w:type="dxa"/>
+              <w:end w:w="70" w:type="dxa"/>
+            </w:tcMar>
+            <w:vAlign w:val="top"/>
+          </w:tcPr>
+          <w:p>
+            <w:r>
+              <w:t>8</w:t>
+            </w:r>
+          </w:p>
+        </w:tc>
+      </w:tr>
+      <w:tr>
+        <w:tc>
+          <w:tcPr>
+            <w:tcW w:type="dxa" w:w="792"/>
+            <w:tcMar>
+              <w:top w:w="60" w:type="dxa"/>
+              <w:start w:w="70" w:type="dxa"/>
+              <w:bottom w:w="60" w:type="dxa"/>
+              <w:end w:w="70" w:type="dxa"/>
+            </w:tcMar>
+            <w:vAlign w:val="top"/>
+          </w:tcPr>
+          <w:p>
+            <w:r>
+              <w:t>30.07</w:t>
+            </w:r>
+          </w:p>
+        </w:tc>
+        <w:tc>
+          <w:tcPr>
+            <w:tcW w:type="dxa" w:w="3384"/>
+            <w:tcMar>
+              <w:top w:w="60" w:type="dxa"/>
+              <w:start w:w="70" w:type="dxa"/>
+              <w:bottom w:w="60" w:type="dxa"/>
+              <w:end w:w="70" w:type="dxa"/>
+            </w:tcMar>
+            <w:vAlign w:val="top"/>
+          </w:tcPr>
+          <w:p>
+            <w:r>
+              <w:t>Подготовка репозитория к демонстрации: обезличивание конфигурации и оформление проектной документации</w:t>
+            </w:r>
+          </w:p>
+        </w:tc>
+        <w:tc>
+          <w:tcPr>
+            <w:tcW w:type="dxa" w:w="3024"/>
+            <w:tcMar>
+              <w:top w:w="60" w:type="dxa"/>
+              <w:start w:w="70" w:type="dxa"/>
+              <w:bottom w:w="60" w:type="dxa"/>
+              <w:end w:w="70" w:type="dxa"/>
+            </w:tcMar>
+            <w:vAlign w:val="top"/>
+          </w:tcPr>
+          <w:p>
+            <w:r>
+              <w:t>Обезличенная конфигурация, обзорная проектная документация</w:t>
+            </w:r>
+          </w:p>
+        </w:tc>
+        <w:tc>
+          <w:tcPr>
+            <w:tcW w:type="dxa" w:w="1728"/>
+            <w:tcMar>
+              <w:top w:w="60" w:type="dxa"/>
+              <w:start w:w="70" w:type="dxa"/>
+              <w:bottom w:w="60" w:type="dxa"/>
+              <w:end w:w="70" w:type="dxa"/>
+            </w:tcMar>
+            <w:vAlign w:val="top"/>
+          </w:tcPr>
+          <w:p>
+            <w:r>
+              <w:t>Репозиторий проекта</w:t>
+            </w:r>
+          </w:p>
+        </w:tc>
+        <w:tc>
+          <w:tcPr>
+            <w:tcW w:type="dxa" w:w="648"/>
+            <w:tcMar>
+              <w:top w:w="60" w:type="dxa"/>
+              <w:start w:w="70" w:type="dxa"/>
+              <w:bottom w:w="60" w:type="dxa"/>
+              <w:end w:w="70" w:type="dxa"/>
+            </w:tcMar>
+            <w:vAlign w:val="top"/>
+          </w:tcPr>
+          <w:p>
+            <w:r>
+              <w:t>8</w:t>
+            </w:r>
+          </w:p>
+        </w:tc>
+      </w:tr>
+      <w:tr>
+        <w:tc>
+          <w:tcPr>
+            <w:tcW w:type="dxa" w:w="792"/>
+            <w:tcMar>
+              <w:top w:w="60" w:type="dxa"/>
+              <w:start w:w="70" w:type="dxa"/>
+              <w:bottom w:w="60" w:type="dxa"/>
+              <w:end w:w="70" w:type="dxa"/>
+            </w:tcMar>
+            <w:vAlign w:val="top"/>
+          </w:tcPr>
+          <w:p>
+            <w:r/>
+          </w:p>
+        </w:tc>
+        <w:tc>
+          <w:tcPr>
+            <w:tcW w:type="dxa" w:w="3384"/>
+            <w:tcMar>
+              <w:top w:w="60" w:type="dxa"/>
+              <w:start w:w="70" w:type="dxa"/>
+              <w:bottom w:w="60" w:type="dxa"/>
+              <w:end w:w="70" w:type="dxa"/>
+            </w:tcMar>
+            <w:vAlign w:val="top"/>
+          </w:tcPr>
+          <w:p>
+            <w:r>
+              <w:t>Итого часов</w:t>
+            </w:r>
+          </w:p>
+        </w:tc>
+        <w:tc>
+          <w:tcPr>
+            <w:tcW w:type="dxa" w:w="3024"/>
+            <w:tcMar>
+              <w:top w:w="60" w:type="dxa"/>
+              <w:start w:w="70" w:type="dxa"/>
+              <w:bottom w:w="60" w:type="dxa"/>
+              <w:end w:w="70" w:type="dxa"/>
+            </w:tcMar>
+            <w:vAlign w:val="top"/>
+          </w:tcPr>
+          <w:p>
+            <w:r/>
+          </w:p>
+        </w:tc>
+        <w:tc>
+          <w:tcPr>
+            <w:tcW w:type="dxa" w:w="1728"/>
+            <w:tcMar>
+              <w:top w:w="60" w:type="dxa"/>
+              <w:start w:w="70" w:type="dxa"/>
+              <w:bottom w:w="60" w:type="dxa"/>
+              <w:end w:w="70" w:type="dxa"/>
+            </w:tcMar>
+            <w:vAlign w:val="top"/>
+          </w:tcPr>
+          <w:p>
+            <w:r/>
+          </w:p>
+        </w:tc>
+        <w:tc>
+          <w:tcPr>
+            <w:tcW w:type="dxa" w:w="648"/>
+            <w:tcMar>
+              <w:top w:w="60" w:type="dxa"/>
+              <w:start w:w="70" w:type="dxa"/>
+              <w:bottom w:w="60" w:type="dxa"/>
+              <w:end w:w="70" w:type="dxa"/>
+            </w:tcMar>
+            <w:vAlign w:val="top"/>
+          </w:tcPr>
+          <w:p>
+            <w:r>
+              <w:t>176</w:t>
+            </w:r>
+          </w:p>
+        </w:tc>
+      </w:tr>
     </w:tbl>
     <w:p/>
     <w:sectPr>
